--- a/25280065_PA2_report.docx
+++ b/25280065_PA2_report.docx
@@ -369,7 +369,7 @@
               <w:rPr>
                 <w:sz w:val="15"/>
               </w:rPr>
-              <w:t xml:space="preserve">(p = 0.007)</w:t>
+              <w:t xml:space="preserve">(p = 0.0065)</w:t>
             </w:r>
           </w:p>
         </w:tc>
@@ -6747,7 +6747,7 @@
         <w:t xml:space="preserve"> </w:t>
       </w:r>
       <w:r>
-        <w:t>from 1.3845 to 1.4082 at step 200 and then falls steadily to 1.3512. The rise coincides with warmup reaching the peak LR of 2e-5 at step 28 and staying near it, which briefly disturbs the pretrained distribution; cosine decay then lets the model settle. Train and validation loss both end near 1.35 (last logged train 1.346, validation 1.351), so there is</w:t>
+        <w:t xml:space="preserve">from 1.3845 to 1.4082 at step 200 and then falls steadily to 1.3512. The rise coincides with warmup reaching the peak LR of 2e-5 at step 28 and staying near it, which briefly disturbs the pretrained distribution; cosine decay then lets the model settle. Train and validation loss both end near 1.35 (last logged train 1.345, validation 1.351), so there is</w:t>
       </w:r>
       <w:r>
         <w:t xml:space="preserve"> </w:t>
@@ -6897,7 +6897,7 @@
         <w:t xml:space="preserve"> </w:t>
       </w:r>
       <w:r>
-        <w:t xml:space="preserve">learns slowly. Accuracy reaches 0.57 by step 50, then plateaus at 0.62–0.63 from step 150 onwards. Validation loss ends at 0.628, still close to ln 2, so the preference signal in single-turn HH pairs is weak and noisy at this LR.</w:t>
+        <w:t xml:space="preserve">learns slowly. Accuracy reaches 0.565 by step 50, then plateaus at 0.62–0.63 from step 150 onwards. Validation loss ends at 0.628, still close to ln 2, so the preference signal in single-turn HH pairs is weak and noisy at this LR.</w:t>
       </w:r>
     </w:p>
     <w:p>
@@ -7748,7 +7748,7 @@
               <w:rPr>
                 <w:sz w:val="15"/>
               </w:rPr>
-              <w:t xml:space="preserve">0.007</w:t>
+              <w:t xml:space="preserve">0.0065</w:t>
             </w:r>
           </w:p>
         </w:tc>
@@ -8676,7 +8676,7 @@
         <w:t xml:space="preserve"> </w:t>
       </w:r>
       <w:r>
-        <w:t xml:space="preserve">DPO wins 41.0% of decided pairs, 9 points below parity; it loses 43 more prompts than it wins (p = 0.007).</w:t>
+        <w:t xml:space="preserve">DPO wins 41.0% of decided pairs, 9 points below parity; it loses 43 more prompts than it wins (p = 0.0065).</w:t>
       </w:r>
     </w:p>
     <w:p>
@@ -9000,7 +9000,7 @@
         <w:t xml:space="preserve">extra hallucinations</w:t>
       </w:r>
       <w:r>
-        <w:t>. In example E2 below, the added paragraphs invent physics; in E3, the longer answer runs out of tokens mid-list.</w:t>
+        <w:t xml:space="preserve">. In example E2 below, the added paragraphs invent physics; in E3, the longer answer runs out of tokens mid-list.</w:t>
       </w:r>
     </w:p>
     <w:p>
@@ -9537,13 +9537,43 @@
         <w:pStyle w:val="FirstParagraph"/>
       </w:pPr>
       <w:r>
-        <w:t>The LoRA model is clearly more stylised: the style score rose in every category, and 9 of 12 answers open with an interjection (</w:t>
+        <w:t xml:space="preserve">The LoRA model is clearly more stylised: the style score rose in every category, and 9 of 12 answers open with an interjection (</w:t>
       </w:r>
       <w:r>
         <w:t xml:space="preserve">“</w:t>
       </w:r>
       <w:r>
-        <w:t>Oh no! …”, “Oh”, “Ah</w:t>
+        <w:t xml:space="preserve">Oh no! …</w:t>
+      </w:r>
+      <w:r>
+        <w:t xml:space="preserve">”</w:t>
+      </w:r>
+      <w:r>
+        <w:t xml:space="preserve">,</w:t>
+      </w:r>
+      <w:r>
+        <w:t xml:space="preserve"> </w:t>
+      </w:r>
+      <w:r>
+        <w:t xml:space="preserve">“</w:t>
+      </w:r>
+      <w:r>
+        <w:t xml:space="preserve">Oh</w:t>
+      </w:r>
+      <w:r>
+        <w:t xml:space="preserve">”</w:t>
+      </w:r>
+      <w:r>
+        <w:t xml:space="preserve">,</w:t>
+      </w:r>
+      <w:r>
+        <w:t xml:space="preserve"> </w:t>
+      </w:r>
+      <w:r>
+        <w:t xml:space="preserve">“</w:t>
+      </w:r>
+      <w:r>
+        <w:t xml:space="preserve">Ah</w:t>
       </w:r>
       <w:r>
         <w:t xml:space="preserve">”</w:t>
@@ -9736,7 +9766,7 @@
         <w:t xml:space="preserve"> </w:t>
       </w:r>
       <w:r>
-        <w:t>never appear, and 36 of the 37 style-score points come from</w:t>
+        <w:t xml:space="preserve">never appear, and 36 of the 37 style-score points come from</w:t>
       </w:r>
       <w:r>
         <w:t xml:space="preserve"> </w:t>
@@ -9798,12 +9828,12 @@
         </w:tblBorders>
       </w:tblPr>
       <w:tblGrid>
-        <w:gridCol w:w="718"/>
-        <w:gridCol w:w="2510"/>
-        <w:gridCol w:w="1692"/>
-        <w:gridCol w:w="2811"/>
-        <w:gridCol w:w="793"/>
-        <w:gridCol w:w="1791"/>
+        <w:gridCol w:w="713"/>
+        <w:gridCol w:w="2495"/>
+        <w:gridCol w:w="1682"/>
+        <w:gridCol w:w="2904"/>
+        <w:gridCol w:w="789"/>
+        <w:gridCol w:w="1732"/>
       </w:tblGrid>
       <w:tr>
         <w:trPr>
@@ -9811,7 +9841,7 @@
         </w:trPr>
         <w:tc>
           <w:tcPr>
-            <w:tcW w:type="dxa" w:w="718"/>
+            <w:tcW w:type="dxa" w:w="713"/>
             <w:shd w:val="clear" w:color="auto" w:fill="DCE6F2"/>
           </w:tcPr>
           <w:p>
@@ -9831,7 +9861,7 @@
         </w:tc>
         <w:tc>
           <w:tcPr>
-            <w:tcW w:type="dxa" w:w="2510"/>
+            <w:tcW w:type="dxa" w:w="2495"/>
             <w:shd w:val="clear" w:color="auto" w:fill="DCE6F2"/>
           </w:tcPr>
           <w:p>
@@ -9851,7 +9881,7 @@
         </w:tc>
         <w:tc>
           <w:tcPr>
-            <w:tcW w:type="dxa" w:w="1692"/>
+            <w:tcW w:type="dxa" w:w="1682"/>
             <w:shd w:val="clear" w:color="auto" w:fill="DCE6F2"/>
           </w:tcPr>
           <w:p>
@@ -9871,7 +9901,7 @@
         </w:tc>
         <w:tc>
           <w:tcPr>
-            <w:tcW w:type="dxa" w:w="2811"/>
+            <w:tcW w:type="dxa" w:w="2904"/>
             <w:shd w:val="clear" w:color="auto" w:fill="DCE6F2"/>
           </w:tcPr>
           <w:p>
@@ -9891,7 +9921,7 @@
         </w:tc>
         <w:tc>
           <w:tcPr>
-            <w:tcW w:type="dxa" w:w="793"/>
+            <w:tcW w:type="dxa" w:w="789"/>
             <w:shd w:val="clear" w:color="auto" w:fill="DCE6F2"/>
           </w:tcPr>
           <w:p>
@@ -9911,7 +9941,7 @@
         </w:tc>
         <w:tc>
           <w:tcPr>
-            <w:tcW w:type="dxa" w:w="1791"/>
+            <w:tcW w:type="dxa" w:w="1732"/>
             <w:shd w:val="clear" w:color="auto" w:fill="DCE6F2"/>
           </w:tcPr>
           <w:p>
@@ -9933,7 +9963,7 @@
       <w:tr>
         <w:tc>
           <w:tcPr>
-            <w:tcW w:type="dxa" w:w="718"/>
+            <w:tcW w:type="dxa" w:w="713"/>
           </w:tcPr>
           <w:p>
             <w:pPr>
@@ -9951,7 +9981,7 @@
         </w:tc>
         <w:tc>
           <w:tcPr>
-            <w:tcW w:type="dxa" w:w="2510"/>
+            <w:tcW w:type="dxa" w:w="2495"/>
           </w:tcPr>
           <w:p>
             <w:pPr>
@@ -10036,7 +10066,7 @@
         </w:tc>
         <w:tc>
           <w:tcPr>
-            <w:tcW w:type="dxa" w:w="1692"/>
+            <w:tcW w:type="dxa" w:w="1682"/>
           </w:tcPr>
           <w:p>
             <w:pPr>
@@ -10078,7 +10108,7 @@
         </w:tc>
         <w:tc>
           <w:tcPr>
-            <w:tcW w:type="dxa" w:w="2811"/>
+            <w:tcW w:type="dxa" w:w="2904"/>
           </w:tcPr>
           <w:p>
             <w:pPr>
@@ -10132,7 +10162,7 @@
         </w:tc>
         <w:tc>
           <w:tcPr>
-            <w:tcW w:type="dxa" w:w="793"/>
+            <w:tcW w:type="dxa" w:w="789"/>
           </w:tcPr>
           <w:p>
             <w:pPr>
@@ -10152,7 +10182,7 @@
         </w:tc>
         <w:tc>
           <w:tcPr>
-            <w:tcW w:type="dxa" w:w="1791"/>
+            <w:tcW w:type="dxa" w:w="1732"/>
           </w:tcPr>
           <w:p>
             <w:pPr>
@@ -10172,7 +10202,7 @@
       <w:tr>
         <w:tc>
           <w:tcPr>
-            <w:tcW w:type="dxa" w:w="718"/>
+            <w:tcW w:type="dxa" w:w="713"/>
           </w:tcPr>
           <w:p>
             <w:pPr>
@@ -10190,7 +10220,7 @@
         </w:tc>
         <w:tc>
           <w:tcPr>
-            <w:tcW w:type="dxa" w:w="2510"/>
+            <w:tcW w:type="dxa" w:w="2495"/>
           </w:tcPr>
           <w:p>
             <w:pPr>
@@ -10245,7 +10275,7 @@
         </w:tc>
         <w:tc>
           <w:tcPr>
-            <w:tcW w:type="dxa" w:w="1692"/>
+            <w:tcW w:type="dxa" w:w="1682"/>
           </w:tcPr>
           <w:p>
             <w:pPr>
@@ -10263,7 +10293,7 @@
         </w:tc>
         <w:tc>
           <w:tcPr>
-            <w:tcW w:type="dxa" w:w="2811"/>
+            <w:tcW w:type="dxa" w:w="2904"/>
           </w:tcPr>
           <w:p>
             <w:pPr>
@@ -10305,33 +10335,13 @@
               <w:rPr>
                 <w:sz w:val="15"/>
               </w:rPr>
-              <w:t>, then invents a lunar-eclipse explanation</w:t>
-            </w:r>
-            <w:r>
-              <w:rPr>
-                <w:sz w:val="15"/>
-              </w:rPr>
-            </w:r>
-            <w:r>
-              <w:rPr>
-                <w:sz w:val="15"/>
-              </w:rPr>
-            </w:r>
-            <w:r>
-              <w:rPr>
-                <w:sz w:val="15"/>
-              </w:rPr>
-            </w:r>
-            <w:r>
-              <w:rPr>
-                <w:sz w:val="15"/>
-              </w:rPr>
-            </w:r>
-          </w:p>
-        </w:tc>
-        <w:tc>
-          <w:tcPr>
-            <w:tcW w:type="dxa" w:w="793"/>
+              <w:t xml:space="preserve">, then invents a lunar-eclipse explanation</w:t>
+            </w:r>
+          </w:p>
+        </w:tc>
+        <w:tc>
+          <w:tcPr>
+            <w:tcW w:type="dxa" w:w="789"/>
           </w:tcPr>
           <w:p>
             <w:pPr>
@@ -10351,19 +10361,19 @@
         </w:tc>
         <w:tc>
           <w:tcPr>
-            <w:tcW w:type="dxa" w:w="1791"/>
-          </w:tcPr>
-          <w:p>
-            <w:pPr>
-              <w:pStyle w:val="Compact"/>
-              <w:spacing w:before="0" w:after="0" w:line="240" w:lineRule="auto"/>
-              <w:jc w:val="left"/>
-            </w:pPr>
-            <w:r>
-              <w:rPr>
-                <w:sz w:val="15"/>
-              </w:rPr>
-              <w:t>Regression: verbosity plus hallucination</w:t>
+            <w:tcW w:type="dxa" w:w="1732"/>
+          </w:tcPr>
+          <w:p>
+            <w:pPr>
+              <w:pStyle w:val="Compact"/>
+              <w:spacing w:before="0" w:after="0" w:line="240" w:lineRule="auto"/>
+              <w:jc w:val="left"/>
+            </w:pPr>
+            <w:r>
+              <w:rPr>
+                <w:sz w:val="15"/>
+              </w:rPr>
+              <w:t xml:space="preserve">Regression: verbosity plus hallucination</w:t>
             </w:r>
           </w:p>
         </w:tc>
@@ -10371,7 +10381,7 @@
       <w:tr>
         <w:tc>
           <w:tcPr>
-            <w:tcW w:type="dxa" w:w="718"/>
+            <w:tcW w:type="dxa" w:w="713"/>
           </w:tcPr>
           <w:p>
             <w:pPr>
@@ -10389,7 +10399,7 @@
         </w:tc>
         <w:tc>
           <w:tcPr>
-            <w:tcW w:type="dxa" w:w="2510"/>
+            <w:tcW w:type="dxa" w:w="2495"/>
           </w:tcPr>
           <w:p>
             <w:pPr>
@@ -10420,7 +10430,7 @@
         </w:tc>
         <w:tc>
           <w:tcPr>
-            <w:tcW w:type="dxa" w:w="1692"/>
+            <w:tcW w:type="dxa" w:w="1682"/>
           </w:tcPr>
           <w:p>
             <w:pPr>
@@ -10438,7 +10448,7 @@
         </w:tc>
         <w:tc>
           <w:tcPr>
-            <w:tcW w:type="dxa" w:w="2811"/>
+            <w:tcW w:type="dxa" w:w="2904"/>
           </w:tcPr>
           <w:p>
             <w:pPr>
@@ -10510,16 +10520,43 @@
               <w:rPr>
                 <w:sz w:val="15"/>
               </w:rPr>
-              <w:t>”, cut off mid-sentence (“Adding frozen fruit, spinach, and other ingredients into</w:t>
-            </w:r>
-            <w:r>
-              <w:t>”)</w:t>
-            </w:r>
-          </w:p>
-        </w:tc>
-        <w:tc>
-          <w:tcPr>
-            <w:tcW w:type="dxa" w:w="793"/>
+              <w:t xml:space="preserve">”</w:t>
+            </w:r>
+            <w:r>
+              <w:rPr>
+                <w:sz w:val="15"/>
+              </w:rPr>
+              <w:t xml:space="preserve">, cut off mid-sentence (</w:t>
+            </w:r>
+            <w:r>
+              <w:rPr>
+                <w:sz w:val="15"/>
+              </w:rPr>
+              <w:t xml:space="preserve">“</w:t>
+            </w:r>
+            <w:r>
+              <w:rPr>
+                <w:sz w:val="15"/>
+              </w:rPr>
+              <w:t xml:space="preserve">Adding frozen fruit, spinach, and other ingredients into</w:t>
+            </w:r>
+            <w:r>
+              <w:rPr>
+                <w:sz w:val="15"/>
+              </w:rPr>
+              <w:t xml:space="preserve">”</w:t>
+            </w:r>
+            <w:r>
+              <w:rPr>
+                <w:sz w:val="15"/>
+              </w:rPr>
+              <w:t xml:space="preserve">)</w:t>
+            </w:r>
+          </w:p>
+        </w:tc>
+        <w:tc>
+          <w:tcPr>
+            <w:tcW w:type="dxa" w:w="789"/>
           </w:tcPr>
           <w:p>
             <w:pPr>
@@ -10539,19 +10576,19 @@
         </w:tc>
         <w:tc>
           <w:tcPr>
-            <w:tcW w:type="dxa" w:w="1791"/>
-          </w:tcPr>
-          <w:p>
-            <w:pPr>
-              <w:pStyle w:val="Compact"/>
-              <w:spacing w:before="0" w:after="0" w:line="240" w:lineRule="auto"/>
-              <w:jc w:val="left"/>
-            </w:pPr>
-            <w:r>
-              <w:rPr>
-                <w:sz w:val="15"/>
-              </w:rPr>
-              <w:t>Regression: longer, less on-task, truncated</w:t>
+            <w:tcW w:type="dxa" w:w="1732"/>
+          </w:tcPr>
+          <w:p>
+            <w:pPr>
+              <w:pStyle w:val="Compact"/>
+              <w:spacing w:before="0" w:after="0" w:line="240" w:lineRule="auto"/>
+              <w:jc w:val="left"/>
+            </w:pPr>
+            <w:r>
+              <w:rPr>
+                <w:sz w:val="15"/>
+              </w:rPr>
+              <w:t xml:space="preserve">Regression: longer, less on-task, truncated</w:t>
             </w:r>
           </w:p>
         </w:tc>
@@ -10559,7 +10596,7 @@
       <w:tr>
         <w:tc>
           <w:tcPr>
-            <w:tcW w:type="dxa" w:w="718"/>
+            <w:tcW w:type="dxa" w:w="713"/>
           </w:tcPr>
           <w:p>
             <w:pPr>
@@ -10577,7 +10614,7 @@
         </w:tc>
         <w:tc>
           <w:tcPr>
-            <w:tcW w:type="dxa" w:w="2510"/>
+            <w:tcW w:type="dxa" w:w="2495"/>
           </w:tcPr>
           <w:p>
             <w:pPr>
@@ -10632,7 +10669,7 @@
         </w:tc>
         <w:tc>
           <w:tcPr>
-            <w:tcW w:type="dxa" w:w="1692"/>
+            <w:tcW w:type="dxa" w:w="1682"/>
           </w:tcPr>
           <w:p>
             <w:pPr>
@@ -10662,7 +10699,7 @@
         </w:tc>
         <w:tc>
           <w:tcPr>
-            <w:tcW w:type="dxa" w:w="2811"/>
+            <w:tcW w:type="dxa" w:w="2904"/>
           </w:tcPr>
           <w:p>
             <w:pPr>
@@ -10680,7 +10717,7 @@
         </w:tc>
         <w:tc>
           <w:tcPr>
-            <w:tcW w:type="dxa" w:w="793"/>
+            <w:tcW w:type="dxa" w:w="789"/>
           </w:tcPr>
           <w:p>
             <w:pPr>
@@ -10700,7 +10737,7 @@
         </w:tc>
         <w:tc>
           <w:tcPr>
-            <w:tcW w:type="dxa" w:w="1791"/>
+            <w:tcW w:type="dxa" w:w="1732"/>
           </w:tcPr>
           <w:p>
             <w:pPr>
@@ -10720,7 +10757,7 @@
       <w:tr>
         <w:tc>
           <w:tcPr>
-            <w:tcW w:type="dxa" w:w="718"/>
+            <w:tcW w:type="dxa" w:w="713"/>
           </w:tcPr>
           <w:p>
             <w:pPr>
@@ -10738,7 +10775,7 @@
         </w:tc>
         <w:tc>
           <w:tcPr>
-            <w:tcW w:type="dxa" w:w="2510"/>
+            <w:tcW w:type="dxa" w:w="2495"/>
           </w:tcPr>
           <w:p>
             <w:pPr>
@@ -10769,7 +10806,7 @@
         </w:tc>
         <w:tc>
           <w:tcPr>
-            <w:tcW w:type="dxa" w:w="1692"/>
+            <w:tcW w:type="dxa" w:w="1682"/>
           </w:tcPr>
           <w:p>
             <w:pPr>
@@ -10787,7 +10824,7 @@
         </w:tc>
         <w:tc>
           <w:tcPr>
-            <w:tcW w:type="dxa" w:w="2811"/>
+            <w:tcW w:type="dxa" w:w="2904"/>
           </w:tcPr>
           <w:p>
             <w:pPr>
@@ -10805,7 +10842,7 @@
         </w:tc>
         <w:tc>
           <w:tcPr>
-            <w:tcW w:type="dxa" w:w="793"/>
+            <w:tcW w:type="dxa" w:w="789"/>
           </w:tcPr>
           <w:p>
             <w:pPr>
@@ -10825,7 +10862,7 @@
         </w:tc>
         <w:tc>
           <w:tcPr>
-            <w:tcW w:type="dxa" w:w="1791"/>
+            <w:tcW w:type="dxa" w:w="1732"/>
           </w:tcPr>
           <w:p>
             <w:pPr>
@@ -10845,7 +10882,7 @@
       <w:tr>
         <w:tc>
           <w:tcPr>
-            <w:tcW w:type="dxa" w:w="718"/>
+            <w:tcW w:type="dxa" w:w="713"/>
           </w:tcPr>
           <w:p>
             <w:pPr>
@@ -10863,7 +10900,7 @@
         </w:tc>
         <w:tc>
           <w:tcPr>
-            <w:tcW w:type="dxa" w:w="2510"/>
+            <w:tcW w:type="dxa" w:w="2495"/>
           </w:tcPr>
           <w:p>
             <w:pPr>
@@ -10942,7 +10979,7 @@
         </w:tc>
         <w:tc>
           <w:tcPr>
-            <w:tcW w:type="dxa" w:w="1692"/>
+            <w:tcW w:type="dxa" w:w="1682"/>
           </w:tcPr>
           <w:p>
             <w:pPr>
@@ -10960,7 +10997,7 @@
         </w:tc>
         <w:tc>
           <w:tcPr>
-            <w:tcW w:type="dxa" w:w="2811"/>
+            <w:tcW w:type="dxa" w:w="2904"/>
           </w:tcPr>
           <w:p>
             <w:pPr>
@@ -11002,7 +11039,7 @@
         </w:tc>
         <w:tc>
           <w:tcPr>
-            <w:tcW w:type="dxa" w:w="793"/>
+            <w:tcW w:type="dxa" w:w="789"/>
           </w:tcPr>
           <w:p>
             <w:pPr>
@@ -11022,7 +11059,7 @@
         </w:tc>
         <w:tc>
           <w:tcPr>
-            <w:tcW w:type="dxa" w:w="1791"/>
+            <w:tcW w:type="dxa" w:w="1732"/>
           </w:tcPr>
           <w:p>
             <w:pPr>
@@ -11042,7 +11079,7 @@
       <w:tr>
         <w:tc>
           <w:tcPr>
-            <w:tcW w:type="dxa" w:w="718"/>
+            <w:tcW w:type="dxa" w:w="713"/>
           </w:tcPr>
           <w:p>
             <w:pPr>
@@ -11060,7 +11097,7 @@
         </w:tc>
         <w:tc>
           <w:tcPr>
-            <w:tcW w:type="dxa" w:w="2510"/>
+            <w:tcW w:type="dxa" w:w="2495"/>
           </w:tcPr>
           <w:p>
             <w:pPr>
@@ -11091,7 +11128,7 @@
         </w:tc>
         <w:tc>
           <w:tcPr>
-            <w:tcW w:type="dxa" w:w="1692"/>
+            <w:tcW w:type="dxa" w:w="1682"/>
           </w:tcPr>
           <w:p>
             <w:pPr>
@@ -11133,7 +11170,7 @@
         </w:tc>
         <w:tc>
           <w:tcPr>
-            <w:tcW w:type="dxa" w:w="2811"/>
+            <w:tcW w:type="dxa" w:w="2904"/>
           </w:tcPr>
           <w:p>
             <w:pPr>
@@ -11187,7 +11224,7 @@
         </w:tc>
         <w:tc>
           <w:tcPr>
-            <w:tcW w:type="dxa" w:w="793"/>
+            <w:tcW w:type="dxa" w:w="789"/>
           </w:tcPr>
           <w:p>
             <w:pPr>
@@ -11207,7 +11244,7 @@
         </w:tc>
         <w:tc>
           <w:tcPr>
-            <w:tcW w:type="dxa" w:w="1791"/>
+            <w:tcW w:type="dxa" w:w="1732"/>
           </w:tcPr>
           <w:p>
             <w:pPr>
@@ -11759,6 +11796,31 @@
                 <w:rStyle w:val="VerbatimChar"/>
                 <w:sz w:val="15"/>
               </w:rPr>
+              <w:t>notebooks/25280065-qwen2-5-sft-dpo-alignment-01-setup.ipynb</w:t>
+            </w:r>
+            <w:r>
+              <w:rPr>
+                <w:sz w:val="15"/>
+              </w:rPr>
+              <w:t xml:space="preserve"> </w:t>
+            </w:r>
+            <w:r>
+              <w:rPr>
+                <w:sz w:val="15"/>
+              </w:rPr>
+              <w:t xml:space="preserve">→</w:t>
+            </w:r>
+            <w:r>
+              <w:rPr>
+                <w:sz w:val="15"/>
+              </w:rPr>
+              <w:t xml:space="preserve"> </w:t>
+            </w:r>
+            <w:r>
+              <w:rPr>
+                <w:rStyle w:val="VerbatimChar"/>
+                <w:sz w:val="15"/>
+              </w:rPr>
               <w:t xml:space="preserve">notebooks/25280065_02_baseline.ipynb</w:t>
             </w:r>
             <w:r>
@@ -13264,7 +13326,7 @@
         <w:t xml:space="preserve"> </w:t>
       </w:r>
       <w:r>
-        <w:t xml:space="preserve">and run the notebooks in order; each skips work whose outputs already exist.</w:t>
+        <w:t>and run the notebooks in order; the DPO, generation and judge notebooks skip work whose outputs already exist.</w:t>
       </w:r>
     </w:p>
     <w:p>
